--- a/Rapport_DRL.docx
+++ b/Rapport_DRL.docx
@@ -150,21 +150,6 @@
           <w:sz w:val="18"/>
         </w:rPr>
         <w:t>[à compléter : prénoms et noms complets]</w:t>
-      </w:r>
-    </w:p>
-    <w:p>
-      <w:pPr>
-        <w:spacing w:after="0"/>
-        <w:jc w:val="center"/>
-      </w:pPr>
-      <w:r>
-        <w:rPr>
-          <w:b w:val="0"/>
-          <w:i w:val="0"/>
-          <w:color w:val="555A66"/>
-          <w:sz w:val="19"/>
-        </w:rPr>
-        <w:t>Code source : github.com/KaabiOmar/drl-project</w:t>
       </w:r>
     </w:p>
     <w:p>
@@ -10165,441 +10150,6 @@
         </w:rPr>
         <w:t>python -m src.gui.app --env bobail --agent human</w:t>
       </w:r>
-    </w:p>
-    <w:p>
-      <w:pPr>
-        <w:pStyle w:val="Heading2"/>
-      </w:pPr>
-      <w:r>
-        <w:t>Contenu du dépôt</w:t>
-      </w:r>
-    </w:p>
-    <w:tbl>
-      <w:tblPr>
-        <w:tblStyle w:val="TableGrid"/>
-        <w:tblW w:type="auto" w:w="0"/>
-        <w:jc w:val="center"/>
-        <w:tblLook w:firstColumn="1" w:firstRow="1" w:lastColumn="0" w:lastRow="0" w:noHBand="0" w:noVBand="1" w:val="04A0"/>
-      </w:tblPr>
-      <w:tblGrid>
-        <w:gridCol w:w="4703"/>
-        <w:gridCol w:w="4703"/>
-      </w:tblGrid>
-      <w:tr>
-        <w:tc>
-          <w:tcPr>
-            <w:tcW w:type="dxa" w:w="3288"/>
-            <w:shd w:val="clear" w:fill="E8ECF4"/>
-          </w:tcPr>
-          <w:p>
-            <w:pPr>
-              <w:spacing w:after="40"/>
-            </w:pPr>
-            <w:r/>
-            <w:r>
-              <w:rPr>
-                <w:b/>
-                <w:sz w:val="18"/>
-              </w:rPr>
-              <w:t>Chemin</w:t>
-            </w:r>
-          </w:p>
-        </w:tc>
-        <w:tc>
-          <w:tcPr>
-            <w:tcW w:type="dxa" w:w="5499"/>
-            <w:shd w:val="clear" w:fill="E8ECF4"/>
-          </w:tcPr>
-          <w:p>
-            <w:pPr>
-              <w:spacing w:after="40"/>
-            </w:pPr>
-            <w:r/>
-            <w:r>
-              <w:rPr>
-                <w:b/>
-                <w:sz w:val="18"/>
-              </w:rPr>
-              <w:t>Contenu</w:t>
-            </w:r>
-          </w:p>
-        </w:tc>
-      </w:tr>
-      <w:tr>
-        <w:tc>
-          <w:tcPr>
-            <w:tcW w:type="dxa" w:w="3288"/>
-          </w:tcPr>
-          <w:p>
-            <w:pPr>
-              <w:spacing w:after="40"/>
-            </w:pPr>
-            <w:r/>
-            <w:r>
-              <w:rPr>
-                <w:sz w:val="18"/>
-              </w:rPr>
-              <w:t>src/envs/</w:t>
-            </w:r>
-          </w:p>
-        </w:tc>
-        <w:tc>
-          <w:tcPr>
-            <w:tcW w:type="dxa" w:w="5499"/>
-          </w:tcPr>
-          <w:p>
-            <w:pPr>
-              <w:spacing w:after="40"/>
-              <w:jc w:val="right"/>
-            </w:pPr>
-            <w:r/>
-            <w:r>
-              <w:rPr>
-                <w:sz w:val="18"/>
-              </w:rPr>
-              <w:t>les quatre environnements, derrière une interface commune</w:t>
-            </w:r>
-          </w:p>
-        </w:tc>
-      </w:tr>
-      <w:tr>
-        <w:tc>
-          <w:tcPr>
-            <w:tcW w:type="dxa" w:w="3288"/>
-          </w:tcPr>
-          <w:p>
-            <w:pPr>
-              <w:spacing w:after="40"/>
-            </w:pPr>
-            <w:r/>
-            <w:r>
-              <w:rPr>
-                <w:sz w:val="18"/>
-              </w:rPr>
-              <w:t>src/agents/</w:t>
-            </w:r>
-          </w:p>
-        </w:tc>
-        <w:tc>
-          <w:tcPr>
-            <w:tcW w:type="dxa" w:w="5499"/>
-          </w:tcPr>
-          <w:p>
-            <w:pPr>
-              <w:spacing w:after="40"/>
-              <w:jc w:val="right"/>
-            </w:pPr>
-            <w:r/>
-            <w:r>
-              <w:rPr>
-                <w:sz w:val="18"/>
-              </w:rPr>
-              <w:t>les onze agents, exposés par un registre unique</w:t>
-            </w:r>
-          </w:p>
-        </w:tc>
-      </w:tr>
-      <w:tr>
-        <w:tc>
-          <w:tcPr>
-            <w:tcW w:type="dxa" w:w="3288"/>
-          </w:tcPr>
-          <w:p>
-            <w:pPr>
-              <w:spacing w:after="40"/>
-            </w:pPr>
-            <w:r/>
-            <w:r>
-              <w:rPr>
-                <w:sz w:val="18"/>
-              </w:rPr>
-              <w:t>src/common/</w:t>
-            </w:r>
-          </w:p>
-        </w:tc>
-        <w:tc>
-          <w:tcPr>
-            <w:tcW w:type="dxa" w:w="5499"/>
-          </w:tcPr>
-          <w:p>
-            <w:pPr>
-              <w:spacing w:after="40"/>
-              <w:jc w:val="right"/>
-            </w:pPr>
-            <w:r/>
-            <w:r>
-              <w:rPr>
-                <w:sz w:val="18"/>
-              </w:rPr>
-              <w:t>masquage, mémoires de rejeu, réseaux, métriques, graines</w:t>
-            </w:r>
-          </w:p>
-        </w:tc>
-      </w:tr>
-      <w:tr>
-        <w:tc>
-          <w:tcPr>
-            <w:tcW w:type="dxa" w:w="3288"/>
-          </w:tcPr>
-          <w:p>
-            <w:pPr>
-              <w:spacing w:after="40"/>
-            </w:pPr>
-            <w:r/>
-            <w:r>
-              <w:rPr>
-                <w:sz w:val="18"/>
-              </w:rPr>
-              <w:t>src/gui/</w:t>
-            </w:r>
-          </w:p>
-        </w:tc>
-        <w:tc>
-          <w:tcPr>
-            <w:tcW w:type="dxa" w:w="5499"/>
-          </w:tcPr>
-          <w:p>
-            <w:pPr>
-              <w:spacing w:after="40"/>
-              <w:jc w:val="right"/>
-            </w:pPr>
-            <w:r/>
-            <w:r>
-              <w:rPr>
-                <w:sz w:val="18"/>
-              </w:rPr>
-              <w:t>interface graphique, agent humain inclus</w:t>
-            </w:r>
-          </w:p>
-        </w:tc>
-      </w:tr>
-      <w:tr>
-        <w:tc>
-          <w:tcPr>
-            <w:tcW w:type="dxa" w:w="3288"/>
-          </w:tcPr>
-          <w:p>
-            <w:pPr>
-              <w:spacing w:after="40"/>
-            </w:pPr>
-            <w:r/>
-            <w:r>
-              <w:rPr>
-                <w:sz w:val="18"/>
-              </w:rPr>
-              <w:t>configs/</w:t>
-            </w:r>
-          </w:p>
-        </w:tc>
-        <w:tc>
-          <w:tcPr>
-            <w:tcW w:type="dxa" w:w="5499"/>
-          </w:tcPr>
-          <w:p>
-            <w:pPr>
-              <w:spacing w:after="40"/>
-              <w:jc w:val="right"/>
-            </w:pPr>
-            <w:r/>
-            <w:r>
-              <w:rPr>
-                <w:sz w:val="18"/>
-              </w:rPr>
-              <w:t>un fichier d'hyperparamètres par algorithme</w:t>
-            </w:r>
-          </w:p>
-        </w:tc>
-      </w:tr>
-      <w:tr>
-        <w:tc>
-          <w:tcPr>
-            <w:tcW w:type="dxa" w:w="3288"/>
-          </w:tcPr>
-          <w:p>
-            <w:pPr>
-              <w:spacing w:after="40"/>
-            </w:pPr>
-            <w:r/>
-            <w:r>
-              <w:rPr>
-                <w:sz w:val="18"/>
-              </w:rPr>
-              <w:t>docs/</w:t>
-            </w:r>
-          </w:p>
-        </w:tc>
-        <w:tc>
-          <w:tcPr>
-            <w:tcW w:type="dxa" w:w="5499"/>
-          </w:tcPr>
-          <w:p>
-            <w:pPr>
-              <w:spacing w:after="40"/>
-              <w:jc w:val="right"/>
-            </w:pPr>
-            <w:r/>
-            <w:r>
-              <w:rPr>
-                <w:sz w:val="18"/>
-              </w:rPr>
-              <w:t>spécifications d'encodage et règles du Bobail</w:t>
-            </w:r>
-          </w:p>
-        </w:tc>
-      </w:tr>
-      <w:tr>
-        <w:tc>
-          <w:tcPr>
-            <w:tcW w:type="dxa" w:w="3288"/>
-          </w:tcPr>
-          <w:p>
-            <w:pPr>
-              <w:spacing w:after="40"/>
-            </w:pPr>
-            <w:r/>
-            <w:r>
-              <w:rPr>
-                <w:sz w:val="18"/>
-              </w:rPr>
-              <w:t>runs/, runs_random/, runs_heuristic/</w:t>
-            </w:r>
-          </w:p>
-        </w:tc>
-        <w:tc>
-          <w:tcPr>
-            <w:tcW w:type="dxa" w:w="5499"/>
-          </w:tcPr>
-          <w:p>
-            <w:pPr>
-              <w:spacing w:after="40"/>
-              <w:jc w:val="right"/>
-            </w:pPr>
-            <w:r/>
-            <w:r>
-              <w:rPr>
-                <w:sz w:val="18"/>
-              </w:rPr>
-              <w:t>mesures brutes des trois campagnes</w:t>
-            </w:r>
-          </w:p>
-        </w:tc>
-      </w:tr>
-      <w:tr>
-        <w:tc>
-          <w:tcPr>
-            <w:tcW w:type="dxa" w:w="3288"/>
-          </w:tcPr>
-          <w:p>
-            <w:pPr>
-              <w:spacing w:after="40"/>
-            </w:pPr>
-            <w:r/>
-            <w:r>
-              <w:rPr>
-                <w:sz w:val="18"/>
-              </w:rPr>
-              <w:t>models_livrables/</w:t>
-            </w:r>
-          </w:p>
-        </w:tc>
-        <w:tc>
-          <w:tcPr>
-            <w:tcW w:type="dxa" w:w="5499"/>
-          </w:tcPr>
-          <w:p>
-            <w:pPr>
-              <w:spacing w:after="40"/>
-              <w:jc w:val="right"/>
-            </w:pPr>
-            <w:r/>
-            <w:r>
-              <w:rPr>
-                <w:sz w:val="18"/>
-              </w:rPr>
-              <w:t>40 modèles finaux, prêts à être rejoués</w:t>
-            </w:r>
-          </w:p>
-        </w:tc>
-      </w:tr>
-      <w:tr>
-        <w:tc>
-          <w:tcPr>
-            <w:tcW w:type="dxa" w:w="3288"/>
-          </w:tcPr>
-          <w:p>
-            <w:pPr>
-              <w:spacing w:after="40"/>
-            </w:pPr>
-            <w:r/>
-            <w:r>
-              <w:rPr>
-                <w:sz w:val="18"/>
-              </w:rPr>
-              <w:t>reports/</w:t>
-            </w:r>
-          </w:p>
-        </w:tc>
-        <w:tc>
-          <w:tcPr>
-            <w:tcW w:type="dxa" w:w="5499"/>
-          </w:tcPr>
-          <w:p>
-            <w:pPr>
-              <w:spacing w:after="40"/>
-              <w:jc w:val="right"/>
-            </w:pPr>
-            <w:r/>
-            <w:r>
-              <w:rPr>
-                <w:sz w:val="18"/>
-              </w:rPr>
-              <w:t>tableaux de synthèse et figures</w:t>
-            </w:r>
-          </w:p>
-        </w:tc>
-      </w:tr>
-      <w:tr>
-        <w:tc>
-          <w:tcPr>
-            <w:tcW w:type="dxa" w:w="3288"/>
-          </w:tcPr>
-          <w:p>
-            <w:pPr>
-              <w:spacing w:after="40"/>
-            </w:pPr>
-            <w:r/>
-            <w:r>
-              <w:rPr>
-                <w:sz w:val="18"/>
-              </w:rPr>
-              <w:t>tests/</w:t>
-            </w:r>
-          </w:p>
-        </w:tc>
-        <w:tc>
-          <w:tcPr>
-            <w:tcW w:type="dxa" w:w="5499"/>
-          </w:tcPr>
-          <w:p>
-            <w:pPr>
-              <w:spacing w:after="40"/>
-              <w:jc w:val="right"/>
-            </w:pPr>
-            <w:r/>
-            <w:r>
-              <w:rPr>
-                <w:sz w:val="18"/>
-              </w:rPr>
-              <w:t>30 tests unitaires</w:t>
-            </w:r>
-          </w:p>
-        </w:tc>
-      </w:tr>
-    </w:tbl>
-    <w:p>
-      <w:pPr>
-        <w:spacing w:after="80"/>
-      </w:pPr>
     </w:p>
     <w:sectPr>
       <w:pgSz w:w="12240" w:h="15840"/>

--- a/Rapport_DRL.docx
+++ b/Rapport_DRL.docx
@@ -140,17 +140,7 @@
     <w:p>
       <w:pPr>
         <w:spacing w:after="600"/>
-        <w:jc w:val="center"/>
       </w:pPr>
-      <w:r>
-        <w:rPr>
-          <w:b w:val="0"/>
-          <w:i/>
-          <w:color w:val="555A66"/>
-          <w:sz w:val="18"/>
-        </w:rPr>
-        <w:t>[à compléter : prénoms et noms complets]</w:t>
-      </w:r>
     </w:p>
     <w:p>
       <w:r>
@@ -166,11 +156,628 @@
       </w:r>
     </w:p>
     <w:p>
-      <w:fldSimple w:instr="TOC \o &quot;1-2&quot; \h \z \u">
-        <w:r>
-          <w:t>Faites un clic droit ici puis « Mettre à jour les champs » pour générer le sommaire.</w:t>
-        </w:r>
-      </w:fldSimple>
+      <w:pPr>
+        <w:tabs>
+          <w:tab w:pos="9071" w:val="right" w:leader="dot"/>
+        </w:tabs>
+        <w:spacing w:after="100"/>
+        <w:ind w:left="0"/>
+      </w:pPr>
+      <w:r>
+        <w:rPr>
+          <w:b/>
+          <w:sz w:val="21"/>
+        </w:rPr>
+        <w:t>1. Objet et périmètre</w:t>
+      </w:r>
+      <w:r>
+        <w:rPr>
+          <w:b/>
+          <w:sz w:val="21"/>
+        </w:rPr>
+        <w:tab/>
+        <w:t>3</w:t>
+      </w:r>
+    </w:p>
+    <w:p>
+      <w:pPr>
+        <w:tabs>
+          <w:tab w:pos="9071" w:val="right" w:leader="dot"/>
+        </w:tabs>
+        <w:spacing w:after="60"/>
+        <w:ind w:left="454"/>
+      </w:pPr>
+      <w:r>
+        <w:rPr>
+          <w:b w:val="0"/>
+          <w:sz w:val="20"/>
+        </w:rPr>
+        <w:t>1.1 Ce que le rapport établit</w:t>
+      </w:r>
+      <w:r>
+        <w:rPr>
+          <w:b w:val="0"/>
+          <w:sz w:val="20"/>
+        </w:rPr>
+        <w:tab/>
+        <w:t>3</w:t>
+      </w:r>
+    </w:p>
+    <w:p>
+      <w:pPr>
+        <w:tabs>
+          <w:tab w:pos="9071" w:val="right" w:leader="dot"/>
+        </w:tabs>
+        <w:spacing w:after="60"/>
+        <w:ind w:left="454"/>
+      </w:pPr>
+      <w:r>
+        <w:rPr>
+          <w:b w:val="0"/>
+          <w:sz w:val="20"/>
+        </w:rPr>
+        <w:t>1.2 Organisation du code</w:t>
+      </w:r>
+      <w:r>
+        <w:rPr>
+          <w:b w:val="0"/>
+          <w:sz w:val="20"/>
+        </w:rPr>
+        <w:tab/>
+        <w:t>3</w:t>
+      </w:r>
+    </w:p>
+    <w:p>
+      <w:pPr>
+        <w:tabs>
+          <w:tab w:pos="9071" w:val="right" w:leader="dot"/>
+        </w:tabs>
+        <w:spacing w:after="100"/>
+        <w:ind w:left="0"/>
+      </w:pPr>
+      <w:r>
+        <w:rPr>
+          <w:b/>
+          <w:sz w:val="21"/>
+        </w:rPr>
+        <w:t>2. Les environnements</w:t>
+      </w:r>
+      <w:r>
+        <w:rPr>
+          <w:b/>
+          <w:sz w:val="21"/>
+        </w:rPr>
+        <w:tab/>
+        <w:t>3</w:t>
+      </w:r>
+    </w:p>
+    <w:p>
+      <w:pPr>
+        <w:tabs>
+          <w:tab w:pos="9071" w:val="right" w:leader="dot"/>
+        </w:tabs>
+        <w:spacing w:after="60"/>
+        <w:ind w:left="454"/>
+      </w:pPr>
+      <w:r>
+        <w:rPr>
+          <w:b w:val="0"/>
+          <w:sz w:val="20"/>
+        </w:rPr>
+        <w:t>2.1 Interface commune</w:t>
+      </w:r>
+      <w:r>
+        <w:rPr>
+          <w:b w:val="0"/>
+          <w:sz w:val="20"/>
+        </w:rPr>
+        <w:tab/>
+        <w:t>3</w:t>
+      </w:r>
+    </w:p>
+    <w:p>
+      <w:pPr>
+        <w:tabs>
+          <w:tab w:pos="9071" w:val="right" w:leader="dot"/>
+        </w:tabs>
+        <w:spacing w:after="60"/>
+        <w:ind w:left="454"/>
+      </w:pPr>
+      <w:r>
+        <w:rPr>
+          <w:b w:val="0"/>
+          <w:sz w:val="20"/>
+        </w:rPr>
+        <w:t>2.2 Encodages retenus</w:t>
+      </w:r>
+      <w:r>
+        <w:rPr>
+          <w:b w:val="0"/>
+          <w:sz w:val="20"/>
+        </w:rPr>
+        <w:tab/>
+        <w:t>4</w:t>
+      </w:r>
+    </w:p>
+    <w:p>
+      <w:pPr>
+        <w:tabs>
+          <w:tab w:pos="9071" w:val="right" w:leader="dot"/>
+        </w:tabs>
+        <w:spacing w:after="60"/>
+        <w:ind w:left="454"/>
+      </w:pPr>
+      <w:r>
+        <w:rPr>
+          <w:b w:val="0"/>
+          <w:sz w:val="20"/>
+        </w:rPr>
+        <w:t>2.3 Débit de simulation</w:t>
+      </w:r>
+      <w:r>
+        <w:rPr>
+          <w:b w:val="0"/>
+          <w:sz w:val="20"/>
+        </w:rPr>
+        <w:tab/>
+        <w:t>4</w:t>
+      </w:r>
+    </w:p>
+    <w:p>
+      <w:pPr>
+        <w:tabs>
+          <w:tab w:pos="9071" w:val="right" w:leader="dot"/>
+        </w:tabs>
+        <w:spacing w:after="100"/>
+        <w:ind w:left="0"/>
+      </w:pPr>
+      <w:r>
+        <w:rPr>
+          <w:b/>
+          <w:sz w:val="21"/>
+        </w:rPr>
+        <w:t>3. Les onze agents</w:t>
+      </w:r>
+      <w:r>
+        <w:rPr>
+          <w:b/>
+          <w:sz w:val="21"/>
+        </w:rPr>
+        <w:tab/>
+        <w:t>4</w:t>
+      </w:r>
+    </w:p>
+    <w:p>
+      <w:pPr>
+        <w:tabs>
+          <w:tab w:pos="9071" w:val="right" w:leader="dot"/>
+        </w:tabs>
+        <w:spacing w:after="60"/>
+        <w:ind w:left="454"/>
+      </w:pPr>
+      <w:r>
+        <w:rPr>
+          <w:b w:val="0"/>
+          <w:sz w:val="20"/>
+        </w:rPr>
+        <w:t>3.1 Famille valeur</w:t>
+      </w:r>
+      <w:r>
+        <w:rPr>
+          <w:b w:val="0"/>
+          <w:sz w:val="20"/>
+        </w:rPr>
+        <w:tab/>
+        <w:t>4</w:t>
+      </w:r>
+    </w:p>
+    <w:p>
+      <w:pPr>
+        <w:tabs>
+          <w:tab w:pos="9071" w:val="right" w:leader="dot"/>
+        </w:tabs>
+        <w:spacing w:after="60"/>
+        <w:ind w:left="454"/>
+      </w:pPr>
+      <w:r>
+        <w:rPr>
+          <w:b w:val="0"/>
+          <w:sz w:val="20"/>
+        </w:rPr>
+        <w:t>3.2 Famille gradient de politique</w:t>
+      </w:r>
+      <w:r>
+        <w:rPr>
+          <w:b w:val="0"/>
+          <w:sz w:val="20"/>
+        </w:rPr>
+        <w:tab/>
+        <w:t>5</w:t>
+      </w:r>
+    </w:p>
+    <w:p>
+      <w:pPr>
+        <w:tabs>
+          <w:tab w:pos="9071" w:val="right" w:leader="dot"/>
+        </w:tabs>
+        <w:spacing w:after="60"/>
+        <w:ind w:left="454"/>
+      </w:pPr>
+      <w:r>
+        <w:rPr>
+          <w:b w:val="0"/>
+          <w:sz w:val="20"/>
+        </w:rPr>
+        <w:t>3.3 PPO, style A2C</w:t>
+      </w:r>
+      <w:r>
+        <w:rPr>
+          <w:b w:val="0"/>
+          <w:sz w:val="20"/>
+        </w:rPr>
+        <w:tab/>
+        <w:t>5</w:t>
+      </w:r>
+    </w:p>
+    <w:p>
+      <w:pPr>
+        <w:tabs>
+          <w:tab w:pos="9071" w:val="right" w:leader="dot"/>
+        </w:tabs>
+        <w:spacing w:after="60"/>
+        <w:ind w:left="454"/>
+      </w:pPr>
+      <w:r>
+        <w:rPr>
+          <w:b w:val="0"/>
+          <w:sz w:val="20"/>
+        </w:rPr>
+        <w:t>3.4 Agents de planification</w:t>
+      </w:r>
+      <w:r>
+        <w:rPr>
+          <w:b w:val="0"/>
+          <w:sz w:val="20"/>
+        </w:rPr>
+        <w:tab/>
+        <w:t>6</w:t>
+      </w:r>
+    </w:p>
+    <w:p>
+      <w:pPr>
+        <w:tabs>
+          <w:tab w:pos="9071" w:val="right" w:leader="dot"/>
+        </w:tabs>
+        <w:spacing w:after="100"/>
+        <w:ind w:left="0"/>
+      </w:pPr>
+      <w:r>
+        <w:rPr>
+          <w:b/>
+          <w:sz w:val="21"/>
+        </w:rPr>
+        <w:t>4. Protocole expérimental</w:t>
+      </w:r>
+      <w:r>
+        <w:rPr>
+          <w:b/>
+          <w:sz w:val="21"/>
+        </w:rPr>
+        <w:tab/>
+        <w:t>6</w:t>
+      </w:r>
+    </w:p>
+    <w:p>
+      <w:pPr>
+        <w:tabs>
+          <w:tab w:pos="9071" w:val="right" w:leader="dot"/>
+        </w:tabs>
+        <w:spacing w:after="60"/>
+        <w:ind w:left="454"/>
+      </w:pPr>
+      <w:r>
+        <w:rPr>
+          <w:b w:val="0"/>
+          <w:sz w:val="20"/>
+        </w:rPr>
+        <w:t>4.1 La politique obtenue, jamais la politique d'entraînement</w:t>
+      </w:r>
+      <w:r>
+        <w:rPr>
+          <w:b w:val="0"/>
+          <w:sz w:val="20"/>
+        </w:rPr>
+        <w:tab/>
+        <w:t>6</w:t>
+      </w:r>
+    </w:p>
+    <w:p>
+      <w:pPr>
+        <w:tabs>
+          <w:tab w:pos="9071" w:val="right" w:leader="dot"/>
+        </w:tabs>
+        <w:spacing w:after="60"/>
+        <w:ind w:left="454"/>
+      </w:pPr>
+      <w:r>
+        <w:rPr>
+          <w:b w:val="0"/>
+          <w:sz w:val="20"/>
+        </w:rPr>
+        <w:t>4.2 Graines et reproductibilité</w:t>
+      </w:r>
+      <w:r>
+        <w:rPr>
+          <w:b w:val="0"/>
+          <w:sz w:val="20"/>
+        </w:rPr>
+        <w:tab/>
+        <w:t>6</w:t>
+      </w:r>
+    </w:p>
+    <w:p>
+      <w:pPr>
+        <w:tabs>
+          <w:tab w:pos="9071" w:val="right" w:leader="dot"/>
+        </w:tabs>
+        <w:spacing w:after="60"/>
+        <w:ind w:left="454"/>
+      </w:pPr>
+      <w:r>
+        <w:rPr>
+          <w:b w:val="0"/>
+          <w:sz w:val="20"/>
+        </w:rPr>
+        <w:t>4.3 Choix des hyperparamètres</w:t>
+      </w:r>
+      <w:r>
+        <w:rPr>
+          <w:b w:val="0"/>
+          <w:sz w:val="20"/>
+        </w:rPr>
+        <w:tab/>
+        <w:t>6</w:t>
+      </w:r>
+    </w:p>
+    <w:p>
+      <w:pPr>
+        <w:tabs>
+          <w:tab w:pos="9071" w:val="right" w:leader="dot"/>
+        </w:tabs>
+        <w:spacing w:after="100"/>
+        <w:ind w:left="0"/>
+      </w:pPr>
+      <w:r>
+        <w:rPr>
+          <w:b/>
+          <w:sz w:val="21"/>
+        </w:rPr>
+        <w:t>5. Résultats</w:t>
+      </w:r>
+      <w:r>
+        <w:rPr>
+          <w:b/>
+          <w:sz w:val="21"/>
+        </w:rPr>
+        <w:tab/>
+        <w:t>8</w:t>
+      </w:r>
+    </w:p>
+    <w:p>
+      <w:pPr>
+        <w:tabs>
+          <w:tab w:pos="9071" w:val="right" w:leader="dot"/>
+        </w:tabs>
+        <w:spacing w:after="60"/>
+        <w:ind w:left="454"/>
+      </w:pPr>
+      <w:r>
+        <w:rPr>
+          <w:b w:val="0"/>
+          <w:sz w:val="20"/>
+        </w:rPr>
+        <w:t>5.1 Line World</w:t>
+      </w:r>
+      <w:r>
+        <w:rPr>
+          <w:b w:val="0"/>
+          <w:sz w:val="20"/>
+        </w:rPr>
+        <w:tab/>
+        <w:t>8</w:t>
+      </w:r>
+    </w:p>
+    <w:p>
+      <w:pPr>
+        <w:tabs>
+          <w:tab w:pos="9071" w:val="right" w:leader="dot"/>
+        </w:tabs>
+        <w:spacing w:after="60"/>
+        <w:ind w:left="454"/>
+      </w:pPr>
+      <w:r>
+        <w:rPr>
+          <w:b w:val="0"/>
+          <w:sz w:val="20"/>
+        </w:rPr>
+        <w:t>5.2 Grid World</w:t>
+      </w:r>
+      <w:r>
+        <w:rPr>
+          <w:b w:val="0"/>
+          <w:sz w:val="20"/>
+        </w:rPr>
+        <w:tab/>
+        <w:t>8</w:t>
+      </w:r>
+    </w:p>
+    <w:p>
+      <w:pPr>
+        <w:tabs>
+          <w:tab w:pos="9071" w:val="right" w:leader="dot"/>
+        </w:tabs>
+        <w:spacing w:after="60"/>
+        <w:ind w:left="454"/>
+      </w:pPr>
+      <w:r>
+        <w:rPr>
+          <w:b w:val="0"/>
+          <w:sz w:val="20"/>
+        </w:rPr>
+        <w:t>5.3 TicTacToe versus Random</w:t>
+      </w:r>
+      <w:r>
+        <w:rPr>
+          <w:b w:val="0"/>
+          <w:sz w:val="20"/>
+        </w:rPr>
+        <w:tab/>
+        <w:t>9</w:t>
+      </w:r>
+    </w:p>
+    <w:p>
+      <w:pPr>
+        <w:tabs>
+          <w:tab w:pos="9071" w:val="right" w:leader="dot"/>
+        </w:tabs>
+        <w:spacing w:after="60"/>
+        <w:ind w:left="454"/>
+      </w:pPr>
+      <w:r>
+        <w:rPr>
+          <w:b w:val="0"/>
+          <w:sz w:val="20"/>
+        </w:rPr>
+        <w:t>5.4 Bobail contre un adversaire aléatoire</w:t>
+      </w:r>
+      <w:r>
+        <w:rPr>
+          <w:b w:val="0"/>
+          <w:sz w:val="20"/>
+        </w:rPr>
+        <w:tab/>
+        <w:t>10</w:t>
+      </w:r>
+    </w:p>
+    <w:p>
+      <w:pPr>
+        <w:tabs>
+          <w:tab w:pos="9071" w:val="right" w:leader="dot"/>
+        </w:tabs>
+        <w:spacing w:after="60"/>
+        <w:ind w:left="454"/>
+      </w:pPr>
+      <w:r>
+        <w:rPr>
+          <w:b w:val="0"/>
+          <w:sz w:val="20"/>
+        </w:rPr>
+        <w:t>5.5 Bobail contre un adversaire heuristique</w:t>
+      </w:r>
+      <w:r>
+        <w:rPr>
+          <w:b w:val="0"/>
+          <w:sz w:val="20"/>
+        </w:rPr>
+        <w:tab/>
+        <w:t>11</w:t>
+      </w:r>
+    </w:p>
+    <w:p>
+      <w:pPr>
+        <w:tabs>
+          <w:tab w:pos="9071" w:val="right" w:leader="dot"/>
+        </w:tabs>
+        <w:spacing w:after="100"/>
+        <w:ind w:left="0"/>
+      </w:pPr>
+      <w:r>
+        <w:rPr>
+          <w:b/>
+          <w:sz w:val="21"/>
+        </w:rPr>
+        <w:t>6. Observations critiques</w:t>
+      </w:r>
+      <w:r>
+        <w:rPr>
+          <w:b/>
+          <w:sz w:val="21"/>
+        </w:rPr>
+        <w:tab/>
+        <w:t>13</w:t>
+      </w:r>
+    </w:p>
+    <w:p>
+      <w:pPr>
+        <w:tabs>
+          <w:tab w:pos="9071" w:val="right" w:leader="dot"/>
+        </w:tabs>
+        <w:spacing w:after="100"/>
+        <w:ind w:left="0"/>
+      </w:pPr>
+      <w:r>
+        <w:rPr>
+          <w:b/>
+          <w:sz w:val="21"/>
+        </w:rPr>
+        <w:t>7. Limites de l'étude</w:t>
+      </w:r>
+      <w:r>
+        <w:rPr>
+          <w:b/>
+          <w:sz w:val="21"/>
+        </w:rPr>
+        <w:tab/>
+        <w:t>15</w:t>
+      </w:r>
+    </w:p>
+    <w:p>
+      <w:pPr>
+        <w:tabs>
+          <w:tab w:pos="9071" w:val="right" w:leader="dot"/>
+        </w:tabs>
+        <w:spacing w:after="100"/>
+        <w:ind w:left="0"/>
+      </w:pPr>
+      <w:r>
+        <w:rPr>
+          <w:b/>
+          <w:sz w:val="21"/>
+        </w:rPr>
+        <w:t>8. Conclusion</w:t>
+      </w:r>
+      <w:r>
+        <w:rPr>
+          <w:b/>
+          <w:sz w:val="21"/>
+        </w:rPr>
+        <w:tab/>
+        <w:t>16</w:t>
+      </w:r>
+    </w:p>
+    <w:p>
+      <w:pPr>
+        <w:tabs>
+          <w:tab w:pos="9071" w:val="right" w:leader="dot"/>
+        </w:tabs>
+        <w:spacing w:after="100"/>
+        <w:ind w:left="0"/>
+      </w:pPr>
+      <w:r>
+        <w:rPr>
+          <w:b/>
+          <w:sz w:val="21"/>
+        </w:rPr>
+        <w:t>Annexe — Reproduire les résultats</w:t>
+      </w:r>
+      <w:r>
+        <w:rPr>
+          <w:b/>
+          <w:sz w:val="21"/>
+        </w:rPr>
+        <w:tab/>
+        <w:t>17</w:t>
+      </w:r>
     </w:p>
     <w:p>
       <w:r>
@@ -276,7 +883,7 @@
         <w:pStyle w:val="Heading2"/>
       </w:pPr>
       <w:r>
-        <w:t>1.2 Organisation du dépôt</w:t>
+        <w:t>1.2 Organisation du code</w:t>
       </w:r>
     </w:p>
     <w:p>
@@ -10152,6 +10759,7 @@
       </w:r>
     </w:p>
     <w:sectPr>
+      <w:footerReference w:type="default" r:id="rId14"/>
       <w:pgSz w:w="12240" w:h="15840"/>
       <w:pgMar w:top="1247" w:right="1417" w:bottom="1247" w:left="1417" w:header="720" w:footer="720" w:gutter="0"/>
       <w:cols w:space="720"/>
@@ -10159,6 +10767,22 @@
     </w:sectPr>
   </w:body>
 </w:document>
+</file>
+
+<file path=word/footer1.xml><?xml version="1.0" encoding="utf-8"?>
+<w:ftr xmlns:m="http://schemas.openxmlformats.org/officeDocument/2006/math" xmlns:mc="http://schemas.openxmlformats.org/markup-compatibility/2006" xmlns:mo="http://schemas.microsoft.com/office/mac/office/2008/main" xmlns:mv="urn:schemas-microsoft-com:mac:vml" xmlns:o="urn:schemas-microsoft-com:office:office" xmlns:r="http://schemas.openxmlformats.org/officeDocument/2006/relationships" xmlns:v="urn:schemas-microsoft-com:vml" xmlns:w10="urn:schemas-microsoft-com:office:word" xmlns:w14="http://schemas.microsoft.com/office/word/2010/wordml" xmlns:w="http://schemas.openxmlformats.org/wordprocessingml/2006/main" xmlns:wne="http://schemas.microsoft.com/office/word/2006/wordml" xmlns:wp14="http://schemas.microsoft.com/office/word/2010/wordprocessingDrawing" xmlns:wp="http://schemas.openxmlformats.org/drawingml/2006/wordprocessingDrawing" xmlns:wpc="http://schemas.microsoft.com/office/word/2010/wordprocessingCanvas" xmlns:wpg="http://schemas.microsoft.com/office/word/2010/wordprocessingGroup" xmlns:wpi="http://schemas.microsoft.com/office/word/2010/wordprocessingInk" xmlns:wps="http://schemas.microsoft.com/office/word/2010/wordprocessingShape" mc:Ignorable="w14 wp14">
+  <w:p>
+    <w:pPr>
+      <w:pStyle w:val="Footer"/>
+      <w:jc w:val="center"/>
+    </w:pPr>
+    <w:fldSimple w:instr="PAGE">
+      <w:r>
+        <w:t>1</w:t>
+      </w:r>
+    </w:fldSimple>
+  </w:p>
+</w:ftr>
 </file>
 
 <file path=word/numbering.xml><?xml version="1.0" encoding="utf-8"?>

--- a/Rapport_DRL.docx
+++ b/Rapport_DRL.docx
@@ -10486,7 +10486,16 @@
           <w:b w:val="0"/>
           <w:i/>
         </w:rPr>
-        <w:t>Une vérification menée sur TicTacToe illustre le risque. Notre meilleur agent y gagne 99,3 % des parties, mais examen fait, il ignore 31,8 % des situations où l'adversaire menace de gagner au coup suivant : il attaque au lieu de se défendre. Contre un adversaire aléatoire cette stratégie est optimale, puisque la menace n'est presque jamais exécutée. L'agent n'a pas appris le morpion, il a appris à exploiter un adversaire aléatoire.</w:t>
+        <w:t>Une vérification menée sur TicTacToe illustre le risque. Nous avons énuméré les 1 178 positions où l'adversaire menace de gagner au coup suivant, et interrogé notre meilleur agent — Double DQN à rejeu priorisé, 99,0 % de victoires. Dans 51,3 % des cas il gagne lui-même, ce qui est préférable à défendre ; dans 28,6 % il bloque ; mais dans 20,1 % des cas il ignore purement et simplement la menace.</w:t>
+      </w:r>
+    </w:p>
+    <w:p>
+      <w:r>
+        <w:rPr>
+          <w:b w:val="0"/>
+          <w:i/>
+        </w:rPr>
+        <w:t>Contre un adversaire aléatoire cette stratégie est rationnelle : la menace n'est presque jamais exécutée, donc attaquer rapporte davantage que se défendre. L'agent n'a pas appris le morpion, il a appris à exploiter un adversaire aléatoire. Le score seul ne le dirait pas.</w:t>
       </w:r>
     </w:p>
     <w:p>
